--- a/public/assets/template/docx/surat_permohonan_duplikat_kelahiran.docx
+++ b/public/assets/template/docx/surat_permohonan_duplikat_kelahiran.docx
@@ -37,23 +37,23 @@
         <w:pStyle w:val="BodyText"/>
       </w:pPr>
       <w:r>
-        <w:t xml:space="preserve">Pemerintah Kab./Kota : $NAMA_KAB</w:t>
-      </w:r>
-    </w:p>
-    <w:p>
-      <w:pPr>
-        <w:pStyle w:val="BodyText"/>
-      </w:pPr>
-      <w:r>
-        <w:t xml:space="preserve">Kapanewon : $NAMA_KEC</w:t>
-      </w:r>
-    </w:p>
-    <w:p>
-      <w:pPr>
-        <w:pStyle w:val="BodyText"/>
-      </w:pPr>
-      <w:r>
-        <w:t xml:space="preserve">Kalurahan : $NAMA_DES</w:t>
+        <w:t xml:space="preserve">Pemerintah Kab./Kota : ${NAMA_KAB}</w:t>
+      </w:r>
+    </w:p>
+    <w:p>
+      <w:pPr>
+        <w:pStyle w:val="BodyText"/>
+      </w:pPr>
+      <w:r>
+        <w:t xml:space="preserve">Kapanewon : ${NAMA_KEC}</w:t>
+      </w:r>
+    </w:p>
+    <w:p>
+      <w:pPr>
+        <w:pStyle w:val="BodyText"/>
+      </w:pPr>
+      <w:r>
+        <w:t xml:space="preserve">Kalurahan : ${NAMA_DES}</w:t>
       </w:r>
     </w:p>
     <w:p>
@@ -80,7 +80,7 @@
         <w:pStyle w:val="FirstParagraph"/>
       </w:pPr>
       <w:r>
-        <w:t xml:space="preserve">Nomor : $NOMOR_SURAT /$KODE_DESA /$TAHUN</w:t>
+        <w:t xml:space="preserve">Nomor : ${NOMOR_SURAT} /${KODE_DESA} /${TAHUN}</w:t>
       </w:r>
     </w:p>
     <w:p>
@@ -96,39 +96,39 @@
         <w:pStyle w:val="BodyText"/>
       </w:pPr>
       <w:r>
-        <w:t xml:space="preserve">H a r i : $HARI_LAHIR</w:t>
-      </w:r>
-    </w:p>
-    <w:p>
-      <w:pPr>
-        <w:pStyle w:val="BodyText"/>
-      </w:pPr>
-      <w:r>
-        <w:t xml:space="preserve">Tanggal : $TGL_LAHIR</w:t>
-      </w:r>
-    </w:p>
-    <w:p>
-      <w:pPr>
-        <w:pStyle w:val="BodyText"/>
-      </w:pPr>
-      <w:r>
-        <w:t xml:space="preserve">Pukul : $JAM_LAHIR</w:t>
-      </w:r>
-    </w:p>
-    <w:p>
-      <w:pPr>
-        <w:pStyle w:val="BodyText"/>
-      </w:pPr>
-      <w:r>
-        <w:t xml:space="preserve">Tempat kelahiran : $TPT_LAHIR</w:t>
-      </w:r>
-    </w:p>
-    <w:p>
-      <w:pPr>
-        <w:pStyle w:val="BodyText"/>
-      </w:pPr>
-      <w:r>
-        <w:t xml:space="preserve">telah lahir seorang anak $SEX_LAHIR bernama :</w:t>
+        <w:t xml:space="preserve">H a r i : ${HARI_LAHIR}</w:t>
+      </w:r>
+    </w:p>
+    <w:p>
+      <w:pPr>
+        <w:pStyle w:val="BodyText"/>
+      </w:pPr>
+      <w:r>
+        <w:t xml:space="preserve">Tanggal : ${TGL_LAHIR}</w:t>
+      </w:r>
+    </w:p>
+    <w:p>
+      <w:pPr>
+        <w:pStyle w:val="BodyText"/>
+      </w:pPr>
+      <w:r>
+        <w:t xml:space="preserve">Pukul : ${JAM_LAHIR}</w:t>
+      </w:r>
+    </w:p>
+    <w:p>
+      <w:pPr>
+        <w:pStyle w:val="BodyText"/>
+      </w:pPr>
+      <w:r>
+        <w:t xml:space="preserve">Tempat kelahiran : ${TPT_LAHIR}</w:t>
+      </w:r>
+    </w:p>
+    <w:p>
+      <w:pPr>
+        <w:pStyle w:val="BodyText"/>
+      </w:pPr>
+      <w:r>
+        <w:t xml:space="preserve">telah lahir seorang anak ${SEX_LAHIR} bernama :</w:t>
       </w:r>
     </w:p>
     <w:p>
@@ -140,7 +140,7 @@
           <w:b/>
           <w:bCs/>
         </w:rPr>
-        <w:t xml:space="preserve">$NAMA_LAHIR</w:t>
+        <w:t xml:space="preserve">${NAMA_LAHIR}</w:t>
       </w:r>
     </w:p>
     <w:p>
@@ -169,7 +169,7 @@
           <w:b/>
           <w:bCs/>
         </w:rPr>
-        <w:t xml:space="preserve">$IBU_NAMA</w:t>
+        <w:t xml:space="preserve">${IBU_NAMA}</w:t>
       </w:r>
     </w:p>
     <w:p>
@@ -180,7 +180,7 @@
         </w:numPr>
       </w:pPr>
       <w:r>
-        <w:t xml:space="preserve">Tempat, Tgl. Lahir : $IBU_TTL</w:t>
+        <w:t xml:space="preserve">Tempat, Tgl. Lahir : ${IBU_TTL}</w:t>
       </w:r>
     </w:p>
     <w:p>
@@ -191,7 +191,7 @@
         </w:numPr>
       </w:pPr>
       <w:r>
-        <w:t xml:space="preserve">Usia : $IBU_USIA Tahun</w:t>
+        <w:t xml:space="preserve">Usia : ${IBU_USIA} Tahun</w:t>
       </w:r>
     </w:p>
     <w:p>
@@ -202,7 +202,7 @@
         </w:numPr>
       </w:pPr>
       <w:r>
-        <w:t xml:space="preserve">Pekerjaan : $IBU_PEKERJAAN</w:t>
+        <w:t xml:space="preserve">Pekerjaan : ${IBU_PEKERJAAN}</w:t>
       </w:r>
     </w:p>
     <w:p>
@@ -213,7 +213,7 @@
         </w:numPr>
       </w:pPr>
       <w:r>
-        <w:t xml:space="preserve">Alamat : $IBU_ALAMAT Kalurahan $NAMA_DES, Kapanewon $NAMA_KEC, Kabupaten $NAMA_KAB</w:t>
+        <w:t xml:space="preserve">Alamat : ${IBU_ALAMAT} Kalurahan ${NAMA_DES}, Kapanewon ${NAMA_KEC}, Kabupaten ${NAMA_KAB}</w:t>
       </w:r>
     </w:p>
     <w:p>
@@ -242,7 +242,7 @@
           <w:b/>
           <w:bCs/>
         </w:rPr>
-        <w:t xml:space="preserve">$AYAH_NAMA</w:t>
+        <w:t xml:space="preserve">${AYAH_NAMA}</w:t>
       </w:r>
     </w:p>
     <w:p>
@@ -253,7 +253,7 @@
         </w:numPr>
       </w:pPr>
       <w:r>
-        <w:t xml:space="preserve">Tempat, Tgl. Lahir : $AYAH_TTL</w:t>
+        <w:t xml:space="preserve">Tempat, Tgl. Lahir : ${AYAH_TTL}</w:t>
       </w:r>
     </w:p>
     <w:p>
@@ -264,7 +264,7 @@
         </w:numPr>
       </w:pPr>
       <w:r>
-        <w:t xml:space="preserve">Usia : $AYAH_USIA Tahun</w:t>
+        <w:t xml:space="preserve">Usia : ${AYAH_USIA} Tahun</w:t>
       </w:r>
     </w:p>
     <w:p>
@@ -275,7 +275,7 @@
         </w:numPr>
       </w:pPr>
       <w:r>
-        <w:t xml:space="preserve">Pekerjaan : $AYAH_PEKERJAAN</w:t>
+        <w:t xml:space="preserve">Pekerjaan : ${AYAH_PEKERJAAN}</w:t>
       </w:r>
     </w:p>
     <w:p>
@@ -286,7 +286,7 @@
         </w:numPr>
       </w:pPr>
       <w:r>
-        <w:t xml:space="preserve">Alamat : $AYAH_ALAMAT Kalurahan $NAMA_DES, Kapanewon $NAMA_KEC, Kabupaten $NAMA_KAB</w:t>
+        <w:t xml:space="preserve">Alamat : ${AYAH_ALAMAT} Kalurahan ${NAMA_DES}, Kapanewon ${NAMA_KEC}, Kabupaten ${NAMA_KAB}</w:t>
       </w:r>
     </w:p>
     <w:p>
@@ -315,7 +315,7 @@
           <w:b/>
           <w:bCs/>
         </w:rPr>
-        <w:t xml:space="preserve">$NAMA</w:t>
+        <w:t xml:space="preserve">${NAMA}</w:t>
       </w:r>
     </w:p>
     <w:p>
@@ -326,7 +326,7 @@
         </w:numPr>
       </w:pPr>
       <w:r>
-        <w:t xml:space="preserve">NIK : $NO_KTP</w:t>
+        <w:t xml:space="preserve">NIK : ${NO_KTP}</w:t>
       </w:r>
     </w:p>
     <w:p>
@@ -337,7 +337,7 @@
         </w:numPr>
       </w:pPr>
       <w:r>
-        <w:t xml:space="preserve">Tempat/tanggal lahir : $TTL</w:t>
+        <w:t xml:space="preserve">Tempat/tanggal lahir : ${TTL}</w:t>
       </w:r>
     </w:p>
     <w:p>
@@ -348,7 +348,7 @@
         </w:numPr>
       </w:pPr>
       <w:r>
-        <w:t xml:space="preserve">Umur : $USIA Tahun</w:t>
+        <w:t xml:space="preserve">Umur : ${USIA} Tahun</w:t>
       </w:r>
     </w:p>
     <w:p>
@@ -359,7 +359,7 @@
         </w:numPr>
       </w:pPr>
       <w:r>
-        <w:t xml:space="preserve">Alamat : $ALAMAT Kalurahan $NAMA_DES, Kapanewon $NAMA_KEC, Kabupaten $NAMA_KAB</w:t>
+        <w:t xml:space="preserve">Alamat : ${ALAMAT} Kalurahan ${NAMA_DES}, Kapanewon ${NAMA_KEC}, Kabupaten ${NAMA_KAB}</w:t>
       </w:r>
     </w:p>
     <w:p>
@@ -367,23 +367,23 @@
         <w:pStyle w:val="FirstParagraph"/>
       </w:pPr>
       <w:r>
-        <w:t xml:space="preserve">Hubungan pelapor dengan bayi : $HUB_LAPOR</w:t>
-      </w:r>
-    </w:p>
-    <w:p>
-      <w:pPr>
-        <w:pStyle w:val="BodyText"/>
-      </w:pPr>
-      <w:r>
-        <w:t xml:space="preserve">$NAMA_DES, $TGL_SURAT</w:t>
-      </w:r>
-    </w:p>
-    <w:p>
-      <w:pPr>
-        <w:pStyle w:val="BodyText"/>
-      </w:pPr>
-      <w:r>
-        <w:t xml:space="preserve">$JABATAN $NAMA_DES</w:t>
+        <w:t xml:space="preserve">Hubungan pelapor dengan bayi : ${HUB_LAPOR}</w:t>
+      </w:r>
+    </w:p>
+    <w:p>
+      <w:pPr>
+        <w:pStyle w:val="BodyText"/>
+      </w:pPr>
+      <w:r>
+        <w:t xml:space="preserve">${NAMA_DES}, ${TGL_SURAT}</w:t>
+      </w:r>
+    </w:p>
+    <w:p>
+      <w:pPr>
+        <w:pStyle w:val="BodyText"/>
+      </w:pPr>
+      <w:r>
+        <w:t xml:space="preserve">${JABATAN} ${NAMA_DES}</w:t>
       </w:r>
     </w:p>
     <w:p>
@@ -396,7 +396,7 @@
           <w:bCs/>
           <w:u w:val="single"/>
         </w:rPr>
-        <w:t xml:space="preserve">$NAMA_PAMONG</w:t>
+        <w:t xml:space="preserve">${NAMA_PAMONG}</w:t>
       </w:r>
     </w:p>
     <w:p>
@@ -426,7 +426,7 @@
         <w:pStyle w:val="BodyText"/>
       </w:pPr>
       <w:r>
-        <w:t xml:space="preserve">Pemerintah Kab./Kota : $NAMA_KAB</w:t>
+        <w:t xml:space="preserve">Pemerintah Kab./Kota : ${NAMA_KAB}</w:t>
       </w:r>
     </w:p>
     <w:p>
@@ -442,15 +442,15 @@
         <w:t xml:space="preserve"> </w:t>
       </w:r>
       <w:r>
-        <w:t xml:space="preserve">: $NAMA_KEC</w:t>
-      </w:r>
-    </w:p>
-    <w:p>
-      <w:pPr>
-        <w:pStyle w:val="BodyText"/>
-      </w:pPr>
-      <w:r>
-        <w:t xml:space="preserve">Kalurahan : $NAMA_DES</w:t>
+        <w:t xml:space="preserve">: ${NAMA_KEC}</w:t>
+      </w:r>
+    </w:p>
+    <w:p>
+      <w:pPr>
+        <w:pStyle w:val="BodyText"/>
+      </w:pPr>
+      <w:r>
+        <w:t xml:space="preserve">Kalurahan : ${NAMA_DES}</w:t>
       </w:r>
     </w:p>
     <w:p>
@@ -477,7 +477,7 @@
         <w:pStyle w:val="FirstParagraph"/>
       </w:pPr>
       <w:r>
-        <w:t xml:space="preserve">Nomor : $NOMOR_SURAT /$KODE_DESA /$TAHUN</w:t>
+        <w:t xml:space="preserve">Nomor : ${NOMOR_SURAT} /${KODE_DESA} /${TAHUN}</w:t>
       </w:r>
     </w:p>
     <w:p>
@@ -493,39 +493,39 @@
         <w:pStyle w:val="BodyText"/>
       </w:pPr>
       <w:r>
-        <w:t xml:space="preserve">H a r i : $HARI_LAHIR</w:t>
-      </w:r>
-    </w:p>
-    <w:p>
-      <w:pPr>
-        <w:pStyle w:val="BodyText"/>
-      </w:pPr>
-      <w:r>
-        <w:t xml:space="preserve">Tanggal : $TGL_LAHIR</w:t>
-      </w:r>
-    </w:p>
-    <w:p>
-      <w:pPr>
-        <w:pStyle w:val="BodyText"/>
-      </w:pPr>
-      <w:r>
-        <w:t xml:space="preserve">Pukul : $JAM_LAHIR</w:t>
-      </w:r>
-    </w:p>
-    <w:p>
-      <w:pPr>
-        <w:pStyle w:val="BodyText"/>
-      </w:pPr>
-      <w:r>
-        <w:t xml:space="preserve">Tempat kelahiran : $TPT_LAHIR</w:t>
-      </w:r>
-    </w:p>
-    <w:p>
-      <w:pPr>
-        <w:pStyle w:val="BodyText"/>
-      </w:pPr>
-      <w:r>
-        <w:t xml:space="preserve">telah lahir seorang anak $SEX_LAHIR bernama :</w:t>
+        <w:t xml:space="preserve">H a r i : ${HARI_LAHIR}</w:t>
+      </w:r>
+    </w:p>
+    <w:p>
+      <w:pPr>
+        <w:pStyle w:val="BodyText"/>
+      </w:pPr>
+      <w:r>
+        <w:t xml:space="preserve">Tanggal : ${TGL_LAHIR}</w:t>
+      </w:r>
+    </w:p>
+    <w:p>
+      <w:pPr>
+        <w:pStyle w:val="BodyText"/>
+      </w:pPr>
+      <w:r>
+        <w:t xml:space="preserve">Pukul : ${JAM_LAHIR}</w:t>
+      </w:r>
+    </w:p>
+    <w:p>
+      <w:pPr>
+        <w:pStyle w:val="BodyText"/>
+      </w:pPr>
+      <w:r>
+        <w:t xml:space="preserve">Tempat kelahiran : ${TPT_LAHIR}</w:t>
+      </w:r>
+    </w:p>
+    <w:p>
+      <w:pPr>
+        <w:pStyle w:val="BodyText"/>
+      </w:pPr>
+      <w:r>
+        <w:t xml:space="preserve">telah lahir seorang anak ${SEX_LAHIR} bernama :</w:t>
       </w:r>
     </w:p>
     <w:p>
@@ -537,7 +537,7 @@
           <w:b/>
           <w:bCs/>
         </w:rPr>
-        <w:t xml:space="preserve">$NAMA_LAHIR</w:t>
+        <w:t xml:space="preserve">${NAMA_LAHIR}</w:t>
       </w:r>
     </w:p>
     <w:p>
@@ -566,7 +566,7 @@
           <w:b/>
           <w:bCs/>
         </w:rPr>
-        <w:t xml:space="preserve">$IBU_NAMA</w:t>
+        <w:t xml:space="preserve">${IBU_NAMA}</w:t>
       </w:r>
     </w:p>
     <w:p>
@@ -577,7 +577,7 @@
         </w:numPr>
       </w:pPr>
       <w:r>
-        <w:t xml:space="preserve">Tempat, Tgl. Lahir : $IBU_TTL</w:t>
+        <w:t xml:space="preserve">Tempat, Tgl. Lahir : ${IBU_TTL}</w:t>
       </w:r>
     </w:p>
     <w:p>
@@ -588,7 +588,7 @@
         </w:numPr>
       </w:pPr>
       <w:r>
-        <w:t xml:space="preserve">Usia : $IBU_USIA Tahun</w:t>
+        <w:t xml:space="preserve">Usia : ${IBU_USIA} Tahun</w:t>
       </w:r>
     </w:p>
     <w:p>
@@ -599,7 +599,7 @@
         </w:numPr>
       </w:pPr>
       <w:r>
-        <w:t xml:space="preserve">Pekerjaan : $IBU_PEKERJAAN</w:t>
+        <w:t xml:space="preserve">Pekerjaan : ${IBU_PEKERJAAN}</w:t>
       </w:r>
     </w:p>
     <w:p>
@@ -610,7 +610,7 @@
         </w:numPr>
       </w:pPr>
       <w:r>
-        <w:t xml:space="preserve">Alamat : $IBU_ALAMAT</w:t>
+        <w:t xml:space="preserve">Alamat : ${IBU_ALAMAT}</w:t>
       </w:r>
       <w:r>
         <w:t xml:space="preserve"> </w:t>
@@ -624,7 +624,7 @@
         <w:t xml:space="preserve"> </w:t>
       </w:r>
       <w:r>
-        <w:t xml:space="preserve">$NAMA_DES, Kapanewon $NAMA_KEC, Kabupaten $NAMA_KAB</w:t>
+        <w:t xml:space="preserve">${NAMA_DES}, Kapanewon ${NAMA_KEC}, Kabupaten ${NAMA_KAB}</w:t>
       </w:r>
     </w:p>
     <w:p>
@@ -653,7 +653,7 @@
           <w:b/>
           <w:bCs/>
         </w:rPr>
-        <w:t xml:space="preserve">$AYAH_NAMA</w:t>
+        <w:t xml:space="preserve">${AYAH_NAMA}</w:t>
       </w:r>
     </w:p>
     <w:p>
@@ -664,7 +664,7 @@
         </w:numPr>
       </w:pPr>
       <w:r>
-        <w:t xml:space="preserve">Tempat, Tgl. Lahir : $AYAH_TTL</w:t>
+        <w:t xml:space="preserve">Tempat, Tgl. Lahir : ${AYAH_TTL}</w:t>
       </w:r>
     </w:p>
     <w:p>
@@ -675,7 +675,7 @@
         </w:numPr>
       </w:pPr>
       <w:r>
-        <w:t xml:space="preserve">Usia : $AYAH_USIA Tahun</w:t>
+        <w:t xml:space="preserve">Usia : ${AYAH_USIA} Tahun</w:t>
       </w:r>
     </w:p>
     <w:p>
@@ -686,7 +686,7 @@
         </w:numPr>
       </w:pPr>
       <w:r>
-        <w:t xml:space="preserve">Pekerjaan : $AYAH_PEKERJAAN</w:t>
+        <w:t xml:space="preserve">Pekerjaan : ${AYAH_PEKERJAAN}</w:t>
       </w:r>
     </w:p>
     <w:p>
@@ -697,7 +697,7 @@
         </w:numPr>
       </w:pPr>
       <w:r>
-        <w:t xml:space="preserve">Alamat : $AYAH_ALAMAT Kalurahan $NAMA_DES, Kapanewon $NAMA_KEC, Kabupaten $NAMA_KAB</w:t>
+        <w:t xml:space="preserve">Alamat : ${AYAH_ALAMAT} Kalurahan ${NAMA_DES}, Kapanewon ${NAMA_KEC}, Kabupaten ${NAMA_KAB}</w:t>
       </w:r>
     </w:p>
     <w:p>
@@ -726,7 +726,7 @@
           <w:b/>
           <w:bCs/>
         </w:rPr>
-        <w:t xml:space="preserve">$NAMA</w:t>
+        <w:t xml:space="preserve">${NAMA}</w:t>
       </w:r>
     </w:p>
     <w:p>
@@ -737,7 +737,7 @@
         </w:numPr>
       </w:pPr>
       <w:r>
-        <w:t xml:space="preserve">NIK : $NO_KTP</w:t>
+        <w:t xml:space="preserve">NIK : ${NO_KTP}</w:t>
       </w:r>
     </w:p>
     <w:p>
@@ -748,7 +748,7 @@
         </w:numPr>
       </w:pPr>
       <w:r>
-        <w:t xml:space="preserve">Tempat/tanggal lahir : $TTL</w:t>
+        <w:t xml:space="preserve">Tempat/tanggal lahir : ${TTL}</w:t>
       </w:r>
     </w:p>
     <w:p>
@@ -759,7 +759,7 @@
         </w:numPr>
       </w:pPr>
       <w:r>
-        <w:t xml:space="preserve">Umur : $USIA Tahun</w:t>
+        <w:t xml:space="preserve">Umur : ${USIA} Tahun</w:t>
       </w:r>
     </w:p>
     <w:p>
@@ -770,7 +770,7 @@
         </w:numPr>
       </w:pPr>
       <w:r>
-        <w:t xml:space="preserve">Alamat : $ALAMAT Kalurahan $NAMA_DES, Kapanewon $NAMA_KEC, Kabupaten $NAMA_KAB</w:t>
+        <w:t xml:space="preserve">Alamat : ${ALAMAT} Kalurahan ${NAMA_DES}, Kapanewon ${NAMA_KEC}, Kabupaten ${NAMA_KAB}</w:t>
       </w:r>
     </w:p>
     <w:p>
@@ -778,23 +778,23 @@
         <w:pStyle w:val="FirstParagraph"/>
       </w:pPr>
       <w:r>
-        <w:t xml:space="preserve">Hubungan pelapor dengan bayi : $HUB_LAPOR</w:t>
-      </w:r>
-    </w:p>
-    <w:p>
-      <w:pPr>
-        <w:pStyle w:val="BodyText"/>
-      </w:pPr>
-      <w:r>
-        <w:t xml:space="preserve">$NAMA_DES, $TGL_SURAT</w:t>
-      </w:r>
-    </w:p>
-    <w:p>
-      <w:pPr>
-        <w:pStyle w:val="BodyText"/>
-      </w:pPr>
-      <w:r>
-        <w:t xml:space="preserve">$JABATAN $NAMA_DES</w:t>
+        <w:t xml:space="preserve">Hubungan pelapor dengan bayi : ${HUB_LAPOR}</w:t>
+      </w:r>
+    </w:p>
+    <w:p>
+      <w:pPr>
+        <w:pStyle w:val="BodyText"/>
+      </w:pPr>
+      <w:r>
+        <w:t xml:space="preserve">${NAMA_DES}, ${TGL_SURAT}</w:t>
+      </w:r>
+    </w:p>
+    <w:p>
+      <w:pPr>
+        <w:pStyle w:val="BodyText"/>
+      </w:pPr>
+      <w:r>
+        <w:t xml:space="preserve">${JABATAN} ${NAMA_DES}</w:t>
       </w:r>
     </w:p>
     <w:p>
@@ -807,7 +807,7 @@
           <w:bCs/>
           <w:u w:val="single"/>
         </w:rPr>
-        <w:t xml:space="preserve">$NAMA_PAMONG</w:t>
+        <w:t xml:space="preserve">${NAMA_PAMONG}</w:t>
       </w:r>
     </w:p>
     <w:p>
